--- a/docs/rapport_technique/MinorShield_Policy_Lab_Technical_Report.docx
+++ b/docs/rapport_technique/MinorShield_Policy_Lab_Technical_Report.docx
@@ -76,8 +76,20 @@
           <w:color w:val="000000" w:themeColor="text1"/>
           <w:sz w:val="21"/>
         </w:rPr>
-        <w:t>Github link: [to be added after publication]</w:t>
-      </w:r>
+        <w:t xml:space="preserve">Github link: </w:t>
+      </w:r>
+      <w:hyperlink r:id="rId8">
+        <w:r>
+          <w:rPr>
+            <w:rFonts w:ascii="Times New Roman" w:hAnsi="Times New Roman" w:eastAsia="Times New Roman"/>
+            <w:color w:val="000000" w:themeColor="text1"/>
+            <w:sz w:val="21"/>
+            <w:color w:val="0563C1"/>
+            <w:u w:val="single"/>
+          </w:rPr>
+          <w:t xml:space="preserve">https://github.com/oumarouabdoulhamid26-svg/MinorShield-Hackathon</w:t>
+        </w:r>
+      </w:hyperlink>
     </w:p>
     <w:p>
       <w:pPr>
@@ -1032,7 +1044,7 @@
                 <w:rFonts w:ascii="Times New Roman" w:hAnsi="Times New Roman" w:eastAsia="Times New Roman"/>
                 <w:sz w:val="17"/>
               </w:rPr>
-              <w:t>ITU reference code (ITUAIReadiness, MIT licence); provenance record (docs/SOURCES.md)</w:t>
+              <w:t>ITU reference code (ITUAIReadiness, MIT licence); provenance record (bd/SOURCES.md)</w:t>
             </w:r>
           </w:p>
         </w:tc>

--- a/docs/rapport_technique/MinorShield_Policy_Lab_Technical_Report.docx
+++ b/docs/rapport_technique/MinorShield_Policy_Lab_Technical_Report.docx
@@ -331,7 +331,7 @@
           <w:b w:val="0"/>
           <w:sz w:val="21"/>
         </w:rPr>
-        <w:t xml:space="preserve"> Official legal texts only, with source, date and page recorded (bd/SOURCES.md): 13 Cameroonian texts, including the Child Online Protection Charter (Law 2023/009), the data protection law (2024/017, obtained from the Presidency's certified copy by OCR) and the Penal Code; 7 international references (EU DSA and GDPR, UK and Australian Online Safety Acts, US COPPA Rule, UAE Federal Decree-Law 26/2025 on Child Digital Safety, UN General Comment No. 25); the ITU strategy corpus. Article-level chunks, local multilingual embeddings (bge-m3): 8,344 chunks. No real child data: the detector output of stage 2 is simulated in the real API format and labelled as such.</w:t>
+        <w:t xml:space="preserve"> Official legal texts only, with source, date and page recorded (bd/SOURCES.md): 13 Cameroonian texts, including the Child Online Protection Charter (Law 2023/009), the data protection law (2024/017, obtained from the Presidency's certified copy by OCR) and the Penal Code; 7 international references (EU DSA and GDPR, UK and Australian Online Safety Acts, US COPPA Rule, UAE Federal Decree-Law 26/2025 on Child Digital Safety, UN General Comment No. 25); the ITU strategy corpus. Article-level chunks, local multilingual embeddings (bge-m3): 8,304 chunks. No real child data: the detector output of stage 2 is simulated in the real API format and labelled as such.</w:t>
       </w:r>
     </w:p>
     <w:p>
